--- a/dist/Luca_Tomei_CV_IT.docx
+++ b/dist/Luca_Tomei_CV_IT.docx
@@ -385,7 +385,7 @@
           <w:i w:val="0"/>
           <w:sz w:val="21"/>
         </w:rPr>
-        <w:t>Definizione della strategia di sviluppo software e delle best practice, governando l'adozione di microservizi, pipeline CI/CD su Azure DevOps e deployment basati su Docker</w:t>
+        <w:t>Definizione della strategia di sviluppo e delle best practice: microservizi, pipeline CI/CD su Azure DevOps, deployment basati su Docker</w:t>
       </w:r>
     </w:p>
     <w:p>
@@ -734,6 +734,34 @@
           <w:i w:val="0"/>
           <w:sz w:val="21"/>
         </w:rPr>
+        <w:t>Sviluppatore software (stage) – OBDA Systems, Roma – UI/UX e nuove funzionalità sul front end web (React, REST)</w:t>
+      </w:r>
+      <w:r>
+        <w:rPr>
+          <w:rFonts w:ascii="Calibri" w:hAnsi="Calibri"/>
+          <w:b w:val="0"/>
+          <w:i w:val="0"/>
+          <w:color w:val="5B6470"/>
+          <w:sz w:val="21"/>
+        </w:rPr>
+        <w:tab/>
+        <w:t>Luglio 2018 – Settembre 2018</w:t>
+      </w:r>
+    </w:p>
+    <w:p>
+      <w:pPr>
+        <w:tabs>
+          <w:tab w:pos="10092" w:val="right"/>
+        </w:tabs>
+        <w:spacing w:before="80" w:after="0"/>
+      </w:pPr>
+      <w:r>
+        <w:rPr>
+          <w:rFonts w:ascii="Calibri" w:hAnsi="Calibri"/>
+          <w:b/>
+          <w:i w:val="0"/>
+          <w:sz w:val="21"/>
+        </w:rPr>
         <w:t>Tecnico domotica e IT (freelance)</w:t>
       </w:r>
       <w:r>
@@ -775,7 +803,7 @@
           <w:i w:val="0"/>
           <w:sz w:val="21"/>
         </w:rPr>
-        <w:t>Installazione e manutenzione di sistemi domotici e di controllo per abitazioni private e spazi commerciali; sviluppo di database per la gestione dei dati aziendali e consulenza tecnica</w:t>
+        <w:t>Sistemi domotici e di controllo per abitazioni e negozi; database per la gestione dei dati aziendali; consulenza tecnica</w:t>
       </w:r>
     </w:p>
     <w:p>
@@ -1000,7 +1028,7 @@
           <w:i w:val="0"/>
           <w:sz w:val="21"/>
         </w:rPr>
-        <w:t>Prototipo funzionante che accoppia un monopattino elettrico a una carrozzina: staffa progettata in CAD e stampata in 3D, firmware da reverse engineering con accelerazione e frenata tarate sul nuovo carico (tesi magistrale) (Python, firmware, Autodesk Fusion 360, stampa 3D)</w:t>
+        <w:t>Prototipo che accoppia un monopattino elettrico a una carrozzina: staffa CAD stampata in 3D e firmware da reverse engineering con accelerazione e frenata tarate sul nuovo carico (tesi magistrale) (Python, firmware, Fusion 360, stampa 3D)</w:t>
       </w:r>
     </w:p>
     <w:p>
@@ -1043,7 +1071,7 @@
           <w:i w:val="0"/>
           <w:sz w:val="21"/>
         </w:rPr>
-        <w:t>Bot multi-utente su invito che automatizza il portale di prenotazione dell'Ospedale Pediatrico Bambino Gesù: ricerca per prestazione o medico, monitoraggio delle disponibilità con notifica o prenotazione automatica; processi bot e worker separati, protocollo di prenotazione idempotente, pannello admin (Python, aiogram, SQLAlchemy, MySQL, Docker)</w:t>
+        <w:t>Bot multi-utente su invito che automatizza il portale di prenotazione dell'Ospedale Pediatrico Bambino Gesù: monitoraggio delle disponibilità con notifica o prenotazione automatica, processi bot e worker separati, protocollo idempotente, pannello admin (Python, aiogram, SQLAlchemy, MySQL, Docker)</w:t>
       </w:r>
     </w:p>
     <w:p>
@@ -1129,7 +1157,7 @@
           <w:i w:val="0"/>
           <w:sz w:val="21"/>
         </w:rPr>
-        <w:t>Bot self-hosted che trascrive in locale messaggi vocali e file audio con modelli Whisper; pulizia opzionale del testo via endpoint compatibili OpenAI, whitelist e ruoli admin, nessuna persistenza dell'audio; deploy Docker Compose da immagini costruite in CI (Python, Faster-Whisper, ffmpeg, SQLAlchemy, Docker, GitHub Actions, GHCR)</w:t>
+        <w:t>Bot self-hosted che trascrive in locale messaggi vocali e audio con modelli Whisper; pulizia opzionale del testo via endpoint compatibili OpenAI, whitelist e ruoli admin, nessuna persistenza dell'audio, deploy Docker Compose da immagini costruite in CI (Python, Faster-Whisper, ffmpeg, SQLAlchemy, Docker, GitHub Actions)</w:t>
       </w:r>
     </w:p>
     <w:p>
@@ -1172,7 +1200,7 @@
           <w:i w:val="0"/>
           <w:sz w:val="21"/>
         </w:rPr>
-        <w:t>Bot usato da circa 35 persone che interroga ogni cinque minuti il servizio sanitario della Regione Lazio: notifiche in tempo reale, filtri per data, blacklist ospedali, prenotazione diretta o automatica del primo slot libero, conferme in PDF; validazione CI e immagini container a ogni release (Python, Telegram Bot API, REST, Docker, GitHub Actions, GHCR)</w:t>
+        <w:t>Bot usato da circa 35 persone che interroga ogni cinque minuti il servizio sanitario della Regione Lazio: notifiche in tempo reale, filtri, prenotazione diretta o automatica del primo slot libero, conferme in PDF, CI e immagini container a ogni release (Python, Telegram Bot API, REST, Docker, GitHub Actions)</w:t>
       </w:r>
     </w:p>
     <w:p>
@@ -1258,7 +1286,7 @@
           <w:i w:val="0"/>
           <w:sz w:val="21"/>
         </w:rPr>
-        <w:t>App macOS nativa che estrae i file incorporati da documenti Word, Excel e PowerPoint: parser ZIP, OLE2/Compound File ed EMF scritti da zero senza dipendenze, binario universale, release DMG automatizzate (Swift, SwiftUI, macOS, GitHub Actions)</w:t>
+        <w:t>App macOS nativa che estrae i file incorporati dai documenti Office: parser ZIP, OLE2/Compound File ed EMF scritti da zero senza dipendenze, binario universale, release DMG automatizzate (Swift, SwiftUI, GitHub Actions)</w:t>
       </w:r>
     </w:p>
     <w:p>
@@ -1344,7 +1372,7 @@
           <w:i w:val="0"/>
           <w:sz w:val="21"/>
         </w:rPr>
-        <w:t>MAXG30CFW – generatore di firmware per Ninebot Max G30 (Python, reverse engineering) · telegram-ha-monitor – bot di monitoraggio multi-server con leader election e RBAC · Esp32-Cam-PIR-Telegram – videocamera con sensore di movimento controllata via Telegram (C++) · GL.iNet VPN Switcher (OpenWrt) · Hoodie (iOS) e Terminal Watch Face (watchOS) in Swift · LightTextEditor (C) · FlyingBear Ghost 5 (stampa 3D)</w:t>
+        <w:t>MAXG30CFW – generatore di firmware per Ninebot Max G30 (Python, reverse engineering) · telegram-ha-monitor – bot di monitoraggio multi-server con leader election e RBAC · Esp32-Cam-PIR-Telegram – videocamera con sensore di movimento controllata via Telegram (C++) · Hoodie (iOS) e Terminal Watch Face (watchOS) in Swift · LightTextEditor (C) · ColliGO – bot Telegram per la gestione delle code nei negozi durante il COVID-19 (freelance, 2020)</w:t>
       </w:r>
     </w:p>
     <w:p>
@@ -1400,7 +1428,30 @@
           <w:i w:val="0"/>
           <w:sz w:val="20"/>
         </w:rPr>
-        <w:t>Software Architecture Fundamentals; Artificial Intelligence Fundamentals: Machine Learning</w:t>
+        <w:t>Academy Accreditation – Databricks Fundamentals (2025); Databricks Lakehouse Fundamentals (2022)</w:t>
+      </w:r>
+      <w:r>
+        <w:rPr>
+          <w:rFonts w:ascii="Calibri" w:hAnsi="Calibri"/>
+          <w:b w:val="0"/>
+          <w:i w:val="0"/>
+          <w:sz w:val="20"/>
+        </w:rPr>
+        <w:t xml:space="preserve"> – Databricks</w:t>
+      </w:r>
+    </w:p>
+    <w:p>
+      <w:pPr>
+        <w:spacing w:before="0" w:after="20"/>
+      </w:pPr>
+      <w:r>
+        <w:rPr>
+          <w:rFonts w:ascii="Calibri" w:hAnsi="Calibri"/>
+          <w:b/>
+          <w:i w:val="0"/>
+          <w:sz w:val="20"/>
+        </w:rPr>
+        <w:t>Fondamenti di architettura software; Fondamenti di intelligenza artificiale: apprendimento automatico; Imparare il cloud computing: concetti principali</w:t>
       </w:r>
       <w:r>
         <w:rPr>
@@ -1423,7 +1474,7 @@
           <w:i w:val="0"/>
           <w:sz w:val="20"/>
         </w:rPr>
-        <w:t>Introducing Semantic Kernel: Building AI-Based Apps</w:t>
+        <w:t>Introducing Semantic Kernel: Building AI-Based Apps; Sviluppo software agile; DevSecOps; API e servizi web; Automazione dei test; Sviluppo guidato dal comportamento (BDD); Fondamenti di gestione dei progetti; Panorama delle minacce alla cybersecurity; Ingegneria dei dati; IA generativa e prompt engineering</w:t>
       </w:r>
       <w:r>
         <w:rPr>
@@ -1469,7 +1520,7 @@
           <w:i w:val="0"/>
           <w:sz w:val="20"/>
         </w:rPr>
-        <w:t>Academy Accreditation – Databricks Lakehouse Fundamentals</w:t>
+        <w:t>Foundations of Project Management; Foundations of User Experience (UX) Design</w:t>
       </w:r>
       <w:r>
         <w:rPr>
@@ -1478,7 +1529,7 @@
           <w:i w:val="0"/>
           <w:sz w:val="20"/>
         </w:rPr>
-        <w:t xml:space="preserve"> – Databricks, 2022</w:t>
+        <w:t xml:space="preserve"> – Google, Coursera, 2022</w:t>
       </w:r>
     </w:p>
     <w:p>
@@ -1515,7 +1566,7 @@
           <w:i w:val="0"/>
           <w:sz w:val="20"/>
         </w:rPr>
-        <w:t>Foundations of User Experience (UX) Design (2022); Crash Course on Python (2021)</w:t>
+        <w:t>Crash Course on Python; Using Python to Interact with the Operating System (Google); Divide and Conquer, Sorting and Searching, and Randomized Algorithms (Stanford)</w:t>
       </w:r>
       <w:r>
         <w:rPr>
@@ -1524,7 +1575,7 @@
           <w:i w:val="0"/>
           <w:sz w:val="20"/>
         </w:rPr>
-        <w:t xml:space="preserve"> – Google, Coursera</w:t>
+        <w:t xml:space="preserve"> – Coursera</w:t>
       </w:r>
     </w:p>
     <w:p>

--- a/dist/Luca_Tomei_CV_IT.docx
+++ b/dist/Luca_Tomei_CV_IT.docx
@@ -44,7 +44,7 @@
           <w:color w:val="5B6470"/>
           <w:sz w:val="20"/>
         </w:rPr>
-        <w:t>Roma, Italia · +39 350 561 3338 · luca.tom1995@gmail.com</w:t>
+        <w:t>Roma, Italia +39 350 561 3338 luca.tom1995@gmail.com</w:t>
       </w:r>
     </w:p>
     <w:p>
@@ -59,7 +59,7 @@
           <w:color w:val="5B6470"/>
           <w:sz w:val="20"/>
         </w:rPr>
-        <w:t>lucasmac.xyz · linkedin.com/in/tomeiluca · github.com/LucaTomei</w:t>
+        <w:t>lucasmac.xyz linkedin.com/in/tomeiluca github.com/LucaTomei</w:t>
       </w:r>
     </w:p>
     <w:p>
@@ -97,7 +97,21 @@
           <w:i w:val="0"/>
           <w:sz w:val="21"/>
         </w:rPr>
-        <w:t>Software Engineer (Laurea Magistrale in Engineering in Computer Science, Sapienza Università di Roma), dal 2021 su sistemi enterprise: sviluppo full-stack con .NET 8, Angular e SQL Server, integrazione ERP su Infor M3 (on-premise e cloud) tramite middleware ION, MEC ed ESB, microservizi, REST API e low-code su OutSystems. Attualmente IT Development Advisor in Yokohama TWS, operativo in un team IT di sviluppo di 4 persone: definisco gli standard di sviluppo, ho in carico la strategia CI/CD e di containerizzazione e circa 15 flussi di integrazione con partner 3PL, e sono il riferimento tecnico per gli sviluppi in outsourcing. Ownership end-to-end, dall'analisi dei requisiti al deployment e al supporto. Fuori dal lavoro sviluppo progetti open source di automazione, embedded e NFC.</w:t>
+        <w:t>Software Engineer (Laurea Magistrale in Engineering in Computer Science, Sapienza Università di Roma), dal 2021 su sistemi enterprise: sviluppo full-stack con .NET 8, Angular e SQL Server, integrazione ERP Infor M3 (on-premise e cloud) tramite ION, MEC ed ESB, microservizi, REST API e low-code su OutSystems.</w:t>
+      </w:r>
+    </w:p>
+    <w:p>
+      <w:pPr>
+        <w:spacing w:before="0" w:after="40"/>
+      </w:pPr>
+      <w:r>
+        <w:rPr>
+          <w:rFonts w:ascii="Calibri" w:hAnsi="Calibri"/>
+          <w:b w:val="0"/>
+          <w:i w:val="0"/>
+          <w:sz w:val="21"/>
+        </w:rPr>
+        <w:t>IT Development Advisor in Yokohama TWS, operativo in un team IT di 4 persone: standard di sviluppo, strategia CI/CD e di containerizzazione, circa 15 flussi di integrazione con partner 3PL, riferimento tecnico per gli sviluppi in outsourcing. Ownership end-to-end, dai requisiti al deployment e al supporto. Appassionato di cybersecurity: reverse engineering di firmware, ricerca NFC/RFID su Flipper Zero, infrastruttura self-hosted hardenizzata.</w:t>
       </w:r>
     </w:p>
     <w:p>
@@ -275,7 +289,7 @@
           <w:color w:val="1F3A5F"/>
           <w:sz w:val="21"/>
         </w:rPr>
-        <w:t xml:space="preserve">IoT ed Embedded: </w:t>
+        <w:t xml:space="preserve">Embedded e Security: </w:t>
       </w:r>
       <w:r>
         <w:rPr>
@@ -284,7 +298,7 @@
           <w:i w:val="0"/>
           <w:sz w:val="21"/>
         </w:rPr>
-        <w:t>ESP32, MQTT, NFC, Flipper Zero, Home Assistant, Node-RED, reverse engineering di firmware</w:t>
+        <w:t>Reverse engineering di firmware, NFC/RFID (MIFARE Classic), Flipper Zero, ESP32, MQTT, Home Assistant, Node-RED, configurazione reti e VPN</w:t>
       </w:r>
     </w:p>
     <w:p>
@@ -309,6 +323,30 @@
           <w:sz w:val="21"/>
         </w:rPr>
         <w:t>Autodesk Fusion 360, AutoCAD, stampa 3D</w:t>
+      </w:r>
+    </w:p>
+    <w:p>
+      <w:pPr>
+        <w:spacing w:before="0" w:after="20"/>
+      </w:pPr>
+      <w:r>
+        <w:rPr>
+          <w:rFonts w:ascii="Calibri" w:hAnsi="Calibri"/>
+          <w:b/>
+          <w:i w:val="0"/>
+          <w:color w:val="1F3A5F"/>
+          <w:sz w:val="21"/>
+        </w:rPr>
+        <w:t xml:space="preserve">Modalità di lavoro: </w:t>
+      </w:r>
+      <w:r>
+        <w:rPr>
+          <w:rFonts w:ascii="Calibri" w:hAnsi="Calibri"/>
+          <w:b w:val="0"/>
+          <w:i w:val="0"/>
+          <w:sz w:val="21"/>
+        </w:rPr>
+        <w:t>Agile, code review, analisi dei requisiti, documentazione tecnica, collaborazione interfunzionale, problem solving, mentoring</w:t>
       </w:r>
     </w:p>
     <w:p>
@@ -938,7 +976,7 @@
           <w:i w:val="0"/>
           <w:sz w:val="21"/>
         </w:rPr>
-        <w:t>Tesi: Gestione di mapping di un sistema di accesso ai dati basato su ontologie – applicazione web Java e React per la gestione dei mapping e l'interrogazione di ontologie da browser</w:t>
+        <w:t>Tesi: Gestione di mapping di un sistema di accesso ai dati basato su ontologie (Java, React)</w:t>
       </w:r>
     </w:p>
     <w:p>
@@ -1372,7 +1410,7 @@
           <w:i w:val="0"/>
           <w:sz w:val="21"/>
         </w:rPr>
-        <w:t>MAXG30CFW – generatore di firmware per Ninebot Max G30 (Python, reverse engineering) · telegram-ha-monitor – bot di monitoraggio multi-server con leader election e RBAC · Esp32-Cam-PIR-Telegram – videocamera con sensore di movimento controllata via Telegram (C++) · Hoodie (iOS) e Terminal Watch Face (watchOS) in Swift · LightTextEditor (C) · ColliGO – bot Telegram per la gestione delle code nei negozi durante il COVID-19 (freelance, 2020)</w:t>
+        <w:t>MAXG30CFW – generatore di firmware per Ninebot Max G30 (Python, reverse engineering) · telegram-ha-monitor – bot di monitoraggio multi-server con leader election e RBAC · Esp32-Cam-PIR-Telegram – videocamera con sensore di movimento controllata via Telegram (C++) · Hoodie (iOS, Swift) · ColliGO – bot Telegram per la gestione delle code nei negozi durante il COVID-19 (freelance, 2020)</w:t>
       </w:r>
     </w:p>
     <w:p>
@@ -1474,7 +1512,30 @@
           <w:i w:val="0"/>
           <w:sz w:val="20"/>
         </w:rPr>
-        <w:t>Introducing Semantic Kernel: Building AI-Based Apps; Sviluppo software agile; DevSecOps; API e servizi web; Automazione dei test; Sviluppo guidato dal comportamento (BDD); Fondamenti di gestione dei progetti; Panorama delle minacce alla cybersecurity; Ingegneria dei dati; IA generativa e prompt engineering</w:t>
+        <w:t>Security: Introduction to Cybersecurity Tools &amp; Cyber Attacks (IBM, Coursera, 2022); Fondamenti della cybersecurity, Panorama delle minacce alla cybersecurity, Sicurezza sul cloud, Fondamenti di DevOps: DevSecOps (LinkedIn Learning, 2024)</w:t>
+      </w:r>
+      <w:r>
+        <w:rPr>
+          <w:rFonts w:ascii="Calibri" w:hAnsi="Calibri"/>
+          <w:b w:val="0"/>
+          <w:i w:val="0"/>
+          <w:sz w:val="20"/>
+        </w:rPr>
+        <w:t xml:space="preserve"> – </w:t>
+      </w:r>
+    </w:p>
+    <w:p>
+      <w:pPr>
+        <w:spacing w:before="0" w:after="20"/>
+      </w:pPr>
+      <w:r>
+        <w:rPr>
+          <w:rFonts w:ascii="Calibri" w:hAnsi="Calibri"/>
+          <w:b/>
+          <w:i w:val="0"/>
+          <w:sz w:val="20"/>
+        </w:rPr>
+        <w:t>Introducing Semantic Kernel: Building AI-Based Apps; Sviluppo software agile; API e servizi web; Automazione dei test; Sviluppo guidato dal comportamento (BDD); Fondamenti di gestione dei progetti; Ingegneria dei dati; IA generativa e prompt engineering</w:t>
       </w:r>
       <w:r>
         <w:rPr>
@@ -1543,7 +1604,7 @@
           <w:i w:val="0"/>
           <w:sz w:val="20"/>
         </w:rPr>
-        <w:t>Introduction to Cloud Computing; Introduction to Cybersecurity Tools &amp; Cyber Attacks; Introduction to Data Analytics</w:t>
+        <w:t>Introduction to Cloud Computing; Introduction to Data Analytics</w:t>
       </w:r>
       <w:r>
         <w:rPr>
@@ -1566,7 +1627,7 @@
           <w:i w:val="0"/>
           <w:sz w:val="20"/>
         </w:rPr>
-        <w:t>Crash Course on Python; Using Python to Interact with the Operating System (Google); Divide and Conquer, Sorting and Searching, and Randomized Algorithms (Stanford)</w:t>
+        <w:t>Crash Course on Python; Using Python to Interact with the Operating System</w:t>
       </w:r>
       <w:r>
         <w:rPr>
@@ -1575,7 +1636,7 @@
           <w:i w:val="0"/>
           <w:sz w:val="20"/>
         </w:rPr>
-        <w:t xml:space="preserve"> – Coursera</w:t>
+        <w:t xml:space="preserve"> – Google, Coursera</w:t>
       </w:r>
     </w:p>
     <w:p>

--- a/dist/Luca_Tomei_CV_IT.docx
+++ b/dist/Luca_Tomei_CV_IT.docx
@@ -772,7 +772,7 @@
           <w:i w:val="0"/>
           <w:sz w:val="21"/>
         </w:rPr>
-        <w:t>Sviluppatore software (stage) – OBDA Systems, Roma – UI/UX e nuove funzionalità sul front end web (React, REST)</w:t>
+        <w:t>Sviluppatore software (stage) – OBDA Systems, Roma (front end web: React, REST)</w:t>
       </w:r>
       <w:r>
         <w:rPr>

--- a/dist/Luca_Tomei_CV_IT.docx
+++ b/dist/Luca_Tomei_CV_IT.docx
@@ -44,7 +44,7 @@
           <w:color w:val="5B6470"/>
           <w:sz w:val="20"/>
         </w:rPr>
-        <w:t>Roma, Italia +39 350 561 3338 luca.tom1995@gmail.com</w:t>
+        <w:t>Sede: Roma, Italia Telefono: +39 350 561 3338 Email: luca.tom1995@gmail.com</w:t>
       </w:r>
     </w:p>
     <w:p>
@@ -59,7 +59,7 @@
           <w:color w:val="5B6470"/>
           <w:sz w:val="20"/>
         </w:rPr>
-        <w:t>lucasmac.xyz linkedin.com/in/tomeiluca github.com/LucaTomei</w:t>
+        <w:t>Sito: lucasmac.xyz LinkedIn: linkedin.com/in/tomeiluca GitHub: github.com/LucaTomei</w:t>
       </w:r>
     </w:p>
     <w:p>
@@ -1109,7 +1109,7 @@
           <w:i w:val="0"/>
           <w:sz w:val="21"/>
         </w:rPr>
-        <w:t>Bot multi-utente su invito che automatizza il portale di prenotazione dell'Ospedale Pediatrico Bambino Gesù: monitoraggio delle disponibilità con notifica o prenotazione automatica, processi bot e worker separati, protocollo idempotente, pannello admin (Python, aiogram, SQLAlchemy, MySQL, Docker)</w:t>
+        <w:t>Bot multi-utente su invito che automatizza il portale di prenotazione dell'Ospedale Pediatrico Bambino Gesù: monitoraggio delle disponibilità con notifica o prenotazione automatica, worker separato, protocollo idempotente, pannello admin (Python, aiogram, SQLAlchemy, MySQL, Docker)</w:t>
       </w:r>
     </w:p>
     <w:p>
@@ -1281,7 +1281,7 @@
           <w:i w:val="0"/>
           <w:sz w:val="21"/>
         </w:rPr>
-        <w:t>Bot sui prezzi dei carburanti in Italia in tempo reale con circa 12 utenti attivi: stazione preferita, ricerca delle stazioni vicine e del miglior prezzo dalla posizione condivisa, notifiche giornaliere, interfaccia a tastiera e pannello admin (Python, Docker, Portainer, open data MIMIT/Osservaprezzi)</w:t>
+        <w:t>Bot sui prezzi dei carburanti in Italia in tempo reale con circa 12 utenti attivi: stazione preferita, ricerca delle stazioni vicine e del miglior prezzo dalla posizione condivisa, interfaccia a tastiera e pannello admin (Python, Docker, Portainer, open data MIMIT/Osservaprezzi)</w:t>
       </w:r>
     </w:p>
     <w:p>
@@ -1535,7 +1535,7 @@
           <w:i w:val="0"/>
           <w:sz w:val="20"/>
         </w:rPr>
-        <w:t>Introducing Semantic Kernel: Building AI-Based Apps; Sviluppo software agile; API e servizi web; Automazione dei test; Sviluppo guidato dal comportamento (BDD); Fondamenti di gestione dei progetti; Ingegneria dei dati; IA generativa e prompt engineering</w:t>
+        <w:t>Introducing Semantic Kernel: Building AI-Based Apps; Sviluppo software agile; API e servizi web; Automazione dei test; Sviluppo guidato dal comportamento (BDD); Fondamenti di gestione dei progetti; IA generativa e prompt engineering</w:t>
       </w:r>
       <w:r>
         <w:rPr>
